--- a/outputs/01_dataset_audit/T01_dataset_inventory.docx
+++ b/outputs/01_dataset_audit/T01_dataset_inventory.docx
@@ -969,7 +969,7 @@
           <w:i/>
           <w:sz w:val="14"/>
         </w:rPr>
-        <w:t>Generated by PV-MEPCG / PulseVision at 2026-08-30T10:15:33.247671+00:00</w:t>
+        <w:t>Generated by PV-MEPCG / PulseVision at 2026-08-30T10:47:58.177663+00:00</w:t>
       </w:r>
     </w:p>
     <w:sectPr>
